--- a/data/seed/vendors/vendor_a_apex/questionnaire.docx
+++ b/data/seed/vendors/vendor_a_apex/questionnaire.docx
@@ -12,7 +12,7 @@
     </w:p>
     <w:p>
       <w:r>
-        <w:t>Apex Packaging Solutions - RFx: Corrugated Packaging FY2026</w:t>
+        <w:t>Apex Packaging Solutions  |  Prepared for: YoloMart  |  RFx: Corrugated Packaging FY2026</w:t>
       </w:r>
     </w:p>
     <w:p>
